--- a/background/new/2023.06.22 Løypemelding.docx
+++ b/background/new/2023.06.22 Løypemelding.docx
@@ -44,12 +44,12 @@
           <wp:inline distB="114300" distT="114300" distL="114300" distR="114300">
             <wp:extent cx="5943600" cy="3733800"/>
             <wp:effectExtent b="0" l="0" r="0" t="0"/>
-            <wp:docPr id="2" name="image2.png"/>
+            <wp:docPr id="2" name="image3.png"/>
             <a:graphic>
               <a:graphicData uri="http://schemas.openxmlformats.org/drawingml/2006/picture">
                 <pic:pic>
                   <pic:nvPicPr>
-                    <pic:cNvPr id="0" name="image2.png"/>
+                    <pic:cNvPr id="0" name="image3.png"/>
                     <pic:cNvPicPr preferRelativeResize="0"/>
                   </pic:nvPicPr>
                   <pic:blipFill>
@@ -131,12 +131,12 @@
           <wp:inline distB="114300" distT="114300" distL="114300" distR="114300">
             <wp:extent cx="5943600" cy="3340100"/>
             <wp:effectExtent b="0" l="0" r="0" t="0"/>
-            <wp:docPr id="3" name="image5.jpg"/>
+            <wp:docPr id="3" name="image4.jpg"/>
             <a:graphic>
               <a:graphicData uri="http://schemas.openxmlformats.org/drawingml/2006/picture">
                 <pic:pic>
                   <pic:nvPicPr>
-                    <pic:cNvPr id="0" name="image5.jpg"/>
+                    <pic:cNvPr id="0" name="image4.jpg"/>
                     <pic:cNvPicPr preferRelativeResize="0"/>
                   </pic:nvPicPr>
                   <pic:blipFill>
@@ -197,12 +197,12 @@
           <wp:inline distB="114300" distT="114300" distL="114300" distR="114300">
             <wp:extent cx="5943600" cy="4356100"/>
             <wp:effectExtent b="0" l="0" r="0" t="0"/>
-            <wp:docPr id="5" name="image4.jpg"/>
+            <wp:docPr id="5" name="image5.jpg"/>
             <a:graphic>
               <a:graphicData uri="http://schemas.openxmlformats.org/drawingml/2006/picture">
                 <pic:pic>
                   <pic:nvPicPr>
-                    <pic:cNvPr id="0" name="image4.jpg"/>
+                    <pic:cNvPr id="0" name="image5.jpg"/>
                     <pic:cNvPicPr preferRelativeResize="0"/>
                   </pic:nvPicPr>
                   <pic:blipFill>
@@ -263,12 +263,12 @@
           <wp:inline distB="114300" distT="114300" distL="114300" distR="114300">
             <wp:extent cx="5943600" cy="4457700"/>
             <wp:effectExtent b="0" l="0" r="0" t="0"/>
-            <wp:docPr id="1" name="image1.jpg"/>
+            <wp:docPr id="1" name="image2.jpg"/>
             <a:graphic>
               <a:graphicData uri="http://schemas.openxmlformats.org/drawingml/2006/picture">
                 <pic:pic>
                   <pic:nvPicPr>
-                    <pic:cNvPr id="0" name="image1.jpg"/>
+                    <pic:cNvPr id="0" name="image2.jpg"/>
                     <pic:cNvPicPr preferRelativeResize="0"/>
                   </pic:nvPicPr>
                   <pic:blipFill>
@@ -426,12 +426,12 @@
           <wp:inline distB="114300" distT="114300" distL="114300" distR="114300">
             <wp:extent cx="5943600" cy="2946400"/>
             <wp:effectExtent b="0" l="0" r="0" t="0"/>
-            <wp:docPr id="4" name="image3.png"/>
+            <wp:docPr id="4" name="image1.png"/>
             <a:graphic>
               <a:graphicData uri="http://schemas.openxmlformats.org/drawingml/2006/picture">
                 <pic:pic>
                   <pic:nvPicPr>
-                    <pic:cNvPr id="0" name="image3.png"/>
+                    <pic:cNvPr id="0" name="image1.png"/>
                     <pic:cNvPicPr preferRelativeResize="0"/>
                   </pic:nvPicPr>
                   <pic:blipFill>
